--- a/ibm4212/files/Teaching_Note_Report_Assignment.docx
+++ b/ibm4212/files/Teaching_Note_Report_Assignment.docx
@@ -588,7 +588,7 @@
         <w:t>The two most common wrong answers</w:t>
       </w:r>
       <w:r>
-        <w:t xml:space="preserve"> you observed (from the class debrief, the discussion recording, and your own graded work) and </w:t>
+        <w:t xml:space="preserve"> you observed (from the class debrief and your own graded work) and </w:t>
       </w:r>
       <w:r>
         <w:rPr>
@@ -691,7 +691,7 @@
         <w:t>Fair game (cite them):</w:t>
       </w:r>
       <w:r>
-        <w:t xml:space="preserve"> the case itself, the class debrief, the posted Model Answers, the Skill Guide, your own graded submissions, the discussion recording, lecture materials, AI with disclosure.</w:t>
+        <w:t xml:space="preserve"> the case itself, the class debrief, the posted Model Answers, the Skill Guide, your own graded submissions, lecture materials, AI with disclosure.</w:t>
       </w:r>
     </w:p>
     <w:p>

--- a/ibm4212/files/Teaching_Note_Report_Assignment.docx
+++ b/ibm4212/files/Teaching_Note_Report_Assignment.docx
@@ -65,7 +65,7 @@
         <w:t>case presentation</w:t>
       </w:r>
       <w:r>
-        <w:t xml:space="preserve"> (the Wednesday of your case week, in class — its sharpest insights, live, beyond my discussion recording and the Monday debrief) and your </w:t>
+        <w:t xml:space="preserve"> (the Wednesday of your case week, in class — its sharpest insights, live, beyond the Monday debrief) and your </w:t>
       </w:r>
       <w:r>
         <w:rPr>

--- a/ibm4212/files/Teaching_Note_Report_Assignment.docx
+++ b/ibm4212/files/Teaching_Note_Report_Assignment.docx
@@ -466,7 +466,7 @@
               <w:rPr>
                 <w:sz w:val="19"/>
               </w:rPr>
-              <w:t>Oct 26 – Nov 2</w:t>
+              <w:t>Nov 2 – Nov 16 (due Sun Nov 8)</w:t>
             </w:r>
           </w:p>
         </w:tc>
@@ -484,7 +484,7 @@
               <w:rPr>
                 <w:sz w:val="19"/>
               </w:rPr>
-              <w:t>Wed Nov 4</w:t>
+              <w:t>Mon Nov 16</w:t>
             </w:r>
           </w:p>
         </w:tc>
@@ -1338,7 +1338,7 @@
               <w:rPr>
                 <w:sz w:val="19"/>
               </w:rPr>
-              <w:t xml:space="preserve"> (Sep 23 · Oct 7 · Oct 21 · Nov 4; 15 min + 10 min Q&amp;A, in class) — class survey feeds the presentation grade (12 pts)</w:t>
+              <w:t xml:space="preserve"> (Sep 23 · Oct 7 · Oct 21 · Mon Nov 16 for Team 4; 15 min + 10 min Q&amp;A, in class) — class survey feeds the presentation grade (12 pts)</w:t>
             </w:r>
           </w:p>
         </w:tc>
